--- a/원고/1부/러시아어_컨설턴트_6아크.docx
+++ b/원고/1부/러시아어_컨설턴트_6아크.docx
@@ -1065,6 +1065,42 @@
         <w:t xml:space="preserve"> </w:t>
       </w:r>
       <w:r>
+        <w:t xml:space="preserve">А что для вас мастерство, Элеонора Максимовна?</w:t>
+      </w:r>
+    </w:p>
+    <w:p>
+      <w:pPr>
+        <w:pStyle w:val="BodyText"/>
+      </w:pPr>
+      <w:r>
+        <w:rPr>
+          <w:bCs/>
+          <w:b/>
+        </w:rPr>
+        <w:t xml:space="preserve">Элеонора:</w:t>
+      </w:r>
+      <w:r>
+        <w:t xml:space="preserve"> </w:t>
+      </w:r>
+      <w:r>
+        <w:t xml:space="preserve">(Помолчав) Чехов сказал лучше меня: «В человеке должно быть всё прекрасно: и лицо, и одежда, и душа, и мысли». Двадцать восемь лет я искала именно таких. А миллион подписчиков — это ещё не лицо.</w:t>
+      </w:r>
+    </w:p>
+    <w:p>
+      <w:pPr>
+        <w:pStyle w:val="BodyText"/>
+      </w:pPr>
+      <w:r>
+        <w:rPr>
+          <w:bCs/>
+          <w:b/>
+        </w:rPr>
+        <w:t xml:space="preserve">Кирилл:</w:t>
+      </w:r>
+      <w:r>
+        <w:t xml:space="preserve"> </w:t>
+      </w:r>
+      <w:r>
         <w:t xml:space="preserve">Полина — она действительно теряет возможности, работая</w:t>
       </w:r>
       <w:r>
@@ -4422,6 +4458,24 @@
       </w:r>
       <w:r>
         <w:t xml:space="preserve">долгосрочное партнёрство, на весь следующий год.</w:t>
+      </w:r>
+    </w:p>
+    <w:p>
+      <w:pPr>
+        <w:pStyle w:val="BodyText"/>
+      </w:pPr>
+      <w:r>
+        <w:rPr>
+          <w:bCs/>
+          <w:b/>
+        </w:rPr>
+        <w:t xml:space="preserve">Настя:</w:t>
+      </w:r>
+      <w:r>
+        <w:t xml:space="preserve"> </w:t>
+      </w:r>
+      <w:r>
+        <w:t xml:space="preserve">Будем рады. Как говорится, встречают по одёжке, провожают по уму. Уверена, результаты убедят вас не меньше, чем картинка.</w:t>
       </w:r>
     </w:p>
     <w:p>

--- a/원고/1부/러시아어_컨설턴트_6아크.docx
+++ b/원고/1부/러시아어_컨설턴트_6아크.docx
@@ -6330,6 +6330,222 @@
       </w:r>
       <w:r>
         <w:t xml:space="preserve">Обязательно берегите себя, в Москве, и в мире стартапов.</w:t>
+      </w:r>
+    </w:p>
+    <w:p>
+      <w:r>
+        <w:br w:type="page"/>
+      </w:r>
+    </w:p>
+    <w:p>
+      <w:pPr>
+        <w:pStyle w:val="BodyText"/>
+      </w:pPr>
+      <w:r>
+        <w:rPr>
+          <w:b/>
+          <w:bCs/>
+          <w:sz w:val="32"/>
+          <w:szCs w:val="32"/>
+        </w:rPr>
+        <w:t xml:space="preserve">📚 인용 해설 노트 — 6아크</w:t>
+      </w:r>
+    </w:p>
+    <w:p>
+      <w:pPr>
+        <w:pStyle w:val="BodyText"/>
+      </w:pPr>
+      <w:r>
+        <w:rPr/>
+        <w:t xml:space="preserve">이 화에 나온 러시아 고전 인용과 속담의 뜻, 원작 맥락, 쓰인 장면, 실제 대화에서 쓰는 요령을 정리했습니다.</w:t>
+      </w:r>
+    </w:p>
+    <w:p>
+      <w:pPr>
+        <w:pStyle w:val="BodyText"/>
+      </w:pPr>
+      <w:r>
+        <w:rPr>
+          <w:b/>
+          <w:bCs/>
+          <w:sz w:val="24"/>
+          <w:szCs w:val="24"/>
+        </w:rPr>
+        <w:t xml:space="preserve">인용 1 · «В человеке должно быть всё прекрасно: и лицо, и одежда, и душа, и мысли»</w:t>
+      </w:r>
+    </w:p>
+    <w:p>
+      <w:pPr>
+        <w:pStyle w:val="BodyText"/>
+      </w:pPr>
+      <w:r>
+        <w:rPr>
+          <w:b/>
+          <w:bCs/>
+        </w:rPr>
+        <w:t xml:space="preserve">출전: </w:t>
+      </w:r>
+      <w:r>
+        <w:rPr/>
+        <w:t xml:space="preserve">안톤 체호프, 희곡 『바냐 아저씨』 2막, 의사 아스트로프의 대사</w:t>
+      </w:r>
+    </w:p>
+    <w:p>
+      <w:pPr>
+        <w:pStyle w:val="BodyText"/>
+      </w:pPr>
+      <w:r>
+        <w:rPr>
+          <w:b/>
+          <w:bCs/>
+        </w:rPr>
+        <w:t xml:space="preserve">뜻: </w:t>
+      </w:r>
+      <w:r>
+        <w:rPr/>
+        <w:t xml:space="preserve">사람은 얼굴도, 옷도, 영혼도, 생각도 모두 아름다워야 한다.</w:t>
+      </w:r>
+    </w:p>
+    <w:p>
+      <w:pPr>
+        <w:pStyle w:val="BodyText"/>
+      </w:pPr>
+      <w:r>
+        <w:rPr>
+          <w:b/>
+          <w:bCs/>
+        </w:rPr>
+        <w:t xml:space="preserve">원작·유래: </w:t>
+      </w:r>
+      <w:r>
+        <w:rPr/>
+        <w:t xml:space="preserve">아스트로프가 아름답지만 게으른 옐레나를 보며 하는 말입니다. 겉모습만 아름다운 것으로는 부족하다는 비판이 담겨 있습니다.</w:t>
+      </w:r>
+    </w:p>
+    <w:p>
+      <w:pPr>
+        <w:pStyle w:val="BodyText"/>
+      </w:pPr>
+      <w:r>
+        <w:rPr>
+          <w:b/>
+          <w:bCs/>
+        </w:rPr>
+        <w:t xml:space="preserve">이 화에서: </w:t>
+      </w:r>
+      <w:r>
+        <w:rPr/>
+        <w:t xml:space="preserve">28년 된 모델 에이전시의 창립자 엘레오노라가 '팔로워 백만'보다 내면까지 갖춘 사람을 찾아왔다며 자신의 철학을 말합니다.</w:t>
+      </w:r>
+    </w:p>
+    <w:p>
+      <w:pPr>
+        <w:pStyle w:val="BodyText"/>
+      </w:pPr>
+      <w:r>
+        <w:rPr>
+          <w:b/>
+          <w:bCs/>
+        </w:rPr>
+        <w:t xml:space="preserve">대화 활용 팁: </w:t>
+      </w:r>
+      <w:r>
+        <w:rPr/>
+        <w:t xml:space="preserve">외모와 내면, 브랜드 이미지와 실제 가치가 함께 가야 한다고 말할 때 씁니다. 패션, 뷰티, 인사 분야에서 많이 인용됩니다. 칭찬으로 쓸 수도 있지만, 원작에서는 비판의 맥락이었다는 점을 알아 두세요.</w:t>
+      </w:r>
+    </w:p>
+    <w:p>
+      <w:pPr>
+        <w:pStyle w:val="BodyText"/>
+      </w:pPr>
+      <w:r>
+        <w:rPr>
+          <w:b/>
+          <w:bCs/>
+          <w:sz w:val="24"/>
+          <w:szCs w:val="24"/>
+        </w:rPr>
+        <w:t xml:space="preserve">인용 2 · «Встречают по одёжке, провожают по уму»</w:t>
+      </w:r>
+    </w:p>
+    <w:p>
+      <w:pPr>
+        <w:pStyle w:val="BodyText"/>
+      </w:pPr>
+      <w:r>
+        <w:rPr>
+          <w:b/>
+          <w:bCs/>
+        </w:rPr>
+        <w:t xml:space="preserve">출전: </w:t>
+      </w:r>
+      <w:r>
+        <w:rPr/>
+        <w:t xml:space="preserve">러시아 속담</w:t>
+      </w:r>
+    </w:p>
+    <w:p>
+      <w:pPr>
+        <w:pStyle w:val="BodyText"/>
+      </w:pPr>
+      <w:r>
+        <w:rPr>
+          <w:b/>
+          <w:bCs/>
+        </w:rPr>
+        <w:t xml:space="preserve">뜻: </w:t>
+      </w:r>
+      <w:r>
+        <w:rPr/>
+        <w:t xml:space="preserve">만날 때는 옷차림을 보고, 헤어질 때는 지혜를 본다.</w:t>
+      </w:r>
+    </w:p>
+    <w:p>
+      <w:pPr>
+        <w:pStyle w:val="BodyText"/>
+      </w:pPr>
+      <w:r>
+        <w:rPr>
+          <w:b/>
+          <w:bCs/>
+        </w:rPr>
+        <w:t xml:space="preserve">원작·유래: </w:t>
+      </w:r>
+      <w:r>
+        <w:rPr/>
+        <w:t xml:space="preserve">첫인상은 겉모습으로 정해지지만 결국 평가는 실력과 내면으로 결정된다는 뜻입니다.</w:t>
+      </w:r>
+    </w:p>
+    <w:p>
+      <w:pPr>
+        <w:pStyle w:val="BodyText"/>
+      </w:pPr>
+      <w:r>
+        <w:rPr>
+          <w:b/>
+          <w:bCs/>
+        </w:rPr>
+        <w:t xml:space="preserve">이 화에서: </w:t>
+      </w:r>
+      <w:r>
+        <w:rPr/>
+        <w:t xml:space="preserve">첫 브랜드 계약 협상을 마치며 나스탸가 '결과물이 이미지보다 더 설득력 있을 것'이라는 자신감을 전합니다.</w:t>
+      </w:r>
+    </w:p>
+    <w:p>
+      <w:pPr>
+        <w:pStyle w:val="BodyText"/>
+      </w:pPr>
+      <w:r>
+        <w:rPr>
+          <w:b/>
+          <w:bCs/>
+        </w:rPr>
+        <w:t xml:space="preserve">대화 활용 팁: </w:t>
+      </w:r>
+      <w:r>
+        <w:rPr/>
+        <w:t xml:space="preserve">첫 미팅, 면접, 피칭에서 '보여 드리는 것보다 실제가 더 낫다'는 자신감을 표현할 때 좋습니다. 반대로 겉모습만 보고 판단하지 말자고 할 때도 씁니다.</w:t>
       </w:r>
     </w:p>
     <w:sectPr/>
